--- a/appendix/02-参考文献与推荐阅读.docx
+++ b/appendix/02-参考文献与推荐阅读.docx
@@ -2348,7 +2348,7 @@
           <w:i w:val="0"/>
           <w:sz w:val="26"/>
         </w:rPr>
-        <w:t>1.4 紧固件行业相关</w:t>
+        <w:t>1.4 制造业相关</w:t>
       </w:r>
     </w:p>
     <w:tbl>
@@ -2493,7 +2493,9 @@
             <w:tcW w:type="dxa" w:w="2075"/>
           </w:tcPr>
           <w:p>
-            <w:r/>
+            <w:r>
+              <w:t>《制造技术》</w:t>
+            </w:r>
             <w:r>
               <w:rPr>
                 <w:rFonts w:ascii="SimSun" w:hAnsi="SimSun"/>
@@ -2501,7 +2503,6 @@
                 <w:i w:val="0"/>
                 <w:sz w:val="20"/>
               </w:rPr>
-              <w:t>《紧固件制造技术》</w:t>
             </w:r>
           </w:p>
         </w:tc>
@@ -2527,7 +2528,9 @@
             <w:tcW w:type="dxa" w:w="2075"/>
           </w:tcPr>
           <w:p>
-            <w:r/>
+            <w:r>
+              <w:t>产品机加工、精加工等工艺的技术参考</w:t>
+            </w:r>
             <w:r>
               <w:rPr>
                 <w:rFonts w:ascii="SimSun" w:hAnsi="SimSun"/>
@@ -2535,7 +2538,6 @@
                 <w:i w:val="0"/>
                 <w:sz w:val="20"/>
               </w:rPr>
-              <w:t>紧固件冷镦、搓丝等工艺的技术参考</w:t>
             </w:r>
           </w:p>
         </w:tc>
@@ -2565,7 +2567,9 @@
             <w:shd w:fill="EDF2F9" w:val="clear"/>
           </w:tcPr>
           <w:p>
-            <w:r/>
+            <w:r>
+              <w:t>《机加工工艺与模具设计》</w:t>
+            </w:r>
             <w:r>
               <w:rPr>
                 <w:rFonts w:ascii="SimSun" w:hAnsi="SimSun"/>
@@ -2573,7 +2577,6 @@
                 <w:i w:val="0"/>
                 <w:sz w:val="20"/>
               </w:rPr>
-              <w:t>《冷镦工艺与模具设计》</w:t>
             </w:r>
           </w:p>
         </w:tc>
@@ -2601,7 +2604,9 @@
             <w:shd w:fill="EDF2F9" w:val="clear"/>
           </w:tcPr>
           <w:p>
-            <w:r/>
+            <w:r>
+              <w:t>机加工成型工艺的详细技术资料</w:t>
+            </w:r>
             <w:r>
               <w:rPr>
                 <w:rFonts w:ascii="SimSun" w:hAnsi="SimSun"/>
@@ -2609,7 +2614,6 @@
                 <w:i w:val="0"/>
                 <w:sz w:val="20"/>
               </w:rPr>
-              <w:t>冷镦成型工艺的详细技术资料</w:t>
             </w:r>
           </w:p>
         </w:tc>
@@ -2637,7 +2641,9 @@
             <w:tcW w:type="dxa" w:w="2075"/>
           </w:tcPr>
           <w:p>
-            <w:r/>
+            <w:r>
+              <w:t>《精加工与检测》</w:t>
+            </w:r>
             <w:r>
               <w:rPr>
                 <w:rFonts w:ascii="SimSun" w:hAnsi="SimSun"/>
@@ -2645,7 +2651,6 @@
                 <w:i w:val="0"/>
                 <w:sz w:val="20"/>
               </w:rPr>
-              <w:t>《螺纹加工与检测》</w:t>
             </w:r>
           </w:p>
         </w:tc>
@@ -2671,7 +2676,9 @@
             <w:tcW w:type="dxa" w:w="2075"/>
           </w:tcPr>
           <w:p>
-            <w:r/>
+            <w:r>
+              <w:t>精加工工艺和质量控制方法</w:t>
+            </w:r>
             <w:r>
               <w:rPr>
                 <w:rFonts w:ascii="SimSun" w:hAnsi="SimSun"/>
@@ -2679,7 +2686,6 @@
                 <w:i w:val="0"/>
                 <w:sz w:val="20"/>
               </w:rPr>
-              <w:t>螺纹加工工艺和质量控制方法</w:t>
             </w:r>
           </w:p>
         </w:tc>
@@ -2745,7 +2751,9 @@
             <w:shd w:fill="EDF2F9" w:val="clear"/>
           </w:tcPr>
           <w:p>
-            <w:r/>
+            <w:r>
+              <w:t>理解机加工成型的理论基础</w:t>
+            </w:r>
             <w:r>
               <w:rPr>
                 <w:rFonts w:ascii="SimSun" w:hAnsi="SimSun"/>
@@ -2753,7 +2761,6 @@
                 <w:i w:val="0"/>
                 <w:sz w:val="20"/>
               </w:rPr>
-              <w:t>理解冷镦成型的理论基础</w:t>
             </w:r>
           </w:p>
         </w:tc>
@@ -3649,7 +3656,9 @@
             <w:tcW w:type="dxa" w:w="2075"/>
           </w:tcPr>
           <w:p>
-            <w:r/>
+            <w:r>
+              <w:t>中国制造业协会</w:t>
+            </w:r>
             <w:r>
               <w:rPr>
                 <w:rFonts w:ascii="SimSun" w:hAnsi="SimSun"/>
@@ -3657,7 +3666,6 @@
                 <w:i w:val="0"/>
                 <w:sz w:val="20"/>
               </w:rPr>
-              <w:t>中国紧固件行业协会</w:t>
             </w:r>
           </w:p>
         </w:tc>
@@ -3683,7 +3691,9 @@
             <w:tcW w:type="dxa" w:w="2075"/>
           </w:tcPr>
           <w:p>
-            <w:r/>
+            <w:r>
+              <w:t>制造业信息和资源平台</w:t>
+            </w:r>
             <w:r>
               <w:rPr>
                 <w:rFonts w:ascii="SimSun" w:hAnsi="SimSun"/>
@@ -3691,7 +3701,6 @@
                 <w:i w:val="0"/>
                 <w:sz w:val="20"/>
               </w:rPr>
-              <w:t>紧固件行业信息和资源平台</w:t>
             </w:r>
           </w:p>
         </w:tc>
@@ -5497,7 +5506,7 @@
           <w:i w:val="0"/>
           <w:sz w:val="32"/>
         </w:rPr>
-        <w:t>4. 紧固件行业特定资源</w:t>
+        <w:t>4. 制造业特定资源</w:t>
       </w:r>
     </w:p>
     <w:p>
@@ -5673,7 +5682,9 @@
             <w:tcW w:type="dxa" w:w="2075"/>
           </w:tcPr>
           <w:p>
-            <w:r/>
+            <w:r>
+              <w:t>产品机械性能</w:t>
+            </w:r>
             <w:r>
               <w:rPr>
                 <w:rFonts w:ascii="SimSun" w:hAnsi="SimSun"/>
@@ -5681,7 +5692,6 @@
                 <w:i w:val="0"/>
                 <w:sz w:val="20"/>
               </w:rPr>
-              <w:t>紧固件机械性能</w:t>
             </w:r>
           </w:p>
         </w:tc>
@@ -5690,7 +5700,9 @@
             <w:tcW w:type="dxa" w:w="2075"/>
           </w:tcPr>
           <w:p>
-            <w:r/>
+            <w:r>
+              <w:t>产品力学性能测试标准</w:t>
+            </w:r>
             <w:r>
               <w:rPr>
                 <w:rFonts w:ascii="SimSun" w:hAnsi="SimSun"/>
@@ -5698,7 +5710,6 @@
                 <w:i w:val="0"/>
                 <w:sz w:val="20"/>
               </w:rPr>
-              <w:t>紧固件力学性能测试标准</w:t>
             </w:r>
           </w:p>
         </w:tc>
@@ -5746,7 +5757,9 @@
             <w:shd w:fill="EDF2F9" w:val="clear"/>
           </w:tcPr>
           <w:p>
-            <w:r/>
+            <w:r>
+              <w:t>产品公差</w:t>
+            </w:r>
             <w:r>
               <w:rPr>
                 <w:rFonts w:ascii="SimSun" w:hAnsi="SimSun"/>
@@ -5754,7 +5767,6 @@
                 <w:i w:val="0"/>
                 <w:sz w:val="20"/>
               </w:rPr>
-              <w:t>紧固件公差</w:t>
             </w:r>
           </w:p>
         </w:tc>
@@ -5764,7 +5776,9 @@
             <w:shd w:fill="EDF2F9" w:val="clear"/>
           </w:tcPr>
           <w:p>
-            <w:r/>
+            <w:r>
+              <w:t>产品尺寸公差标准</w:t>
+            </w:r>
             <w:r>
               <w:rPr>
                 <w:rFonts w:ascii="SimSun" w:hAnsi="SimSun"/>
@@ -5772,7 +5786,6 @@
                 <w:i w:val="0"/>
                 <w:sz w:val="20"/>
               </w:rPr>
-              <w:t>紧固件尺寸公差标准</w:t>
             </w:r>
           </w:p>
         </w:tc>
@@ -5817,7 +5830,9 @@
             <w:tcW w:type="dxa" w:w="2075"/>
           </w:tcPr>
           <w:p>
-            <w:r/>
+            <w:r>
+              <w:t>产品表面处理</w:t>
+            </w:r>
             <w:r>
               <w:rPr>
                 <w:rFonts w:ascii="SimSun" w:hAnsi="SimSun"/>
@@ -5825,7 +5840,6 @@
                 <w:i w:val="0"/>
                 <w:sz w:val="20"/>
               </w:rPr>
-              <w:t>紧固件表面处理</w:t>
             </w:r>
           </w:p>
         </w:tc>
@@ -5890,7 +5904,9 @@
             <w:shd w:fill="EDF2F9" w:val="clear"/>
           </w:tcPr>
           <w:p>
-            <w:r/>
+            <w:r>
+              <w:t>碳钢及合金钢工件</w:t>
+            </w:r>
             <w:r>
               <w:rPr>
                 <w:rFonts w:ascii="SimSun" w:hAnsi="SimSun"/>
@@ -5898,7 +5914,6 @@
                 <w:i w:val="0"/>
                 <w:sz w:val="20"/>
               </w:rPr>
-              <w:t>碳钢及合金钢螺栓</w:t>
             </w:r>
           </w:p>
         </w:tc>
@@ -5908,7 +5923,9 @@
             <w:shd w:fill="EDF2F9" w:val="clear"/>
           </w:tcPr>
           <w:p>
-            <w:r/>
+            <w:r>
+              <w:t>国际标准，碳钢工件力学性能</w:t>
+            </w:r>
             <w:r>
               <w:rPr>
                 <w:rFonts w:ascii="SimSun" w:hAnsi="SimSun"/>
@@ -5916,7 +5933,6 @@
                 <w:i w:val="0"/>
                 <w:sz w:val="20"/>
               </w:rPr>
-              <w:t>国际标准，碳钢螺栓力学性能</w:t>
             </w:r>
           </w:p>
         </w:tc>
@@ -5961,7 +5977,9 @@
             <w:tcW w:type="dxa" w:w="2075"/>
           </w:tcPr>
           <w:p>
-            <w:r/>
+            <w:r>
+              <w:t>不锈钢产品</w:t>
+            </w:r>
             <w:r>
               <w:rPr>
                 <w:rFonts w:ascii="SimSun" w:hAnsi="SimSun"/>
@@ -5969,7 +5987,6 @@
                 <w:i w:val="0"/>
                 <w:sz w:val="20"/>
               </w:rPr>
-              <w:t>不锈钢紧固件</w:t>
             </w:r>
           </w:p>
         </w:tc>
@@ -5978,7 +5995,9 @@
             <w:tcW w:type="dxa" w:w="2075"/>
           </w:tcPr>
           <w:p>
-            <w:r/>
+            <w:r>
+              <w:t>不锈钢产品力学性能标准</w:t>
+            </w:r>
             <w:r>
               <w:rPr>
                 <w:rFonts w:ascii="SimSun" w:hAnsi="SimSun"/>
@@ -5986,7 +6005,6 @@
                 <w:i w:val="0"/>
                 <w:sz w:val="20"/>
               </w:rPr>
-              <w:t>不锈钢紧固件力学性能标准</w:t>
             </w:r>
           </w:p>
         </w:tc>
@@ -6122,7 +6140,9 @@
             <w:tcW w:type="dxa" w:w="2767"/>
           </w:tcPr>
           <w:p>
-            <w:r/>
+            <w:r>
+              <w:t>《产品技术》</w:t>
+            </w:r>
             <w:r>
               <w:rPr>
                 <w:rFonts w:ascii="SimSun" w:hAnsi="SimSun"/>
@@ -6130,7 +6150,6 @@
                 <w:i w:val="0"/>
                 <w:sz w:val="20"/>
               </w:rPr>
-              <w:t>《紧固件技术》</w:t>
             </w:r>
           </w:p>
         </w:tc>
@@ -6139,7 +6158,9 @@
             <w:tcW w:type="dxa" w:w="2767"/>
           </w:tcPr>
           <w:p>
-            <w:r/>
+            <w:r>
+              <w:t>国内制造业专业技术期刊</w:t>
+            </w:r>
             <w:r>
               <w:rPr>
                 <w:rFonts w:ascii="SimSun" w:hAnsi="SimSun"/>
@@ -6147,7 +6168,6 @@
                 <w:i w:val="0"/>
                 <w:sz w:val="20"/>
               </w:rPr>
-              <w:t>国内紧固件行业专业技术期刊</w:t>
             </w:r>
           </w:p>
         </w:tc>
@@ -6177,7 +6197,9 @@
             <w:shd w:fill="EDF2F9" w:val="clear"/>
           </w:tcPr>
           <w:p>
-            <w:r/>
+            <w:r>
+              <w:t>Manufacturing Technology International</w:t>
+            </w:r>
             <w:r>
               <w:rPr>
                 <w:rFonts w:ascii="SimSun" w:hAnsi="SimSun"/>
@@ -6185,7 +6207,6 @@
                 <w:i w:val="0"/>
                 <w:sz w:val="20"/>
               </w:rPr>
-              <w:t>Fastener Technology International</w:t>
             </w:r>
           </w:p>
         </w:tc>
@@ -6195,7 +6216,9 @@
             <w:shd w:fill="EDF2F9" w:val="clear"/>
           </w:tcPr>
           <w:p>
-            <w:r/>
+            <w:r>
+              <w:t>国际产品技术期刊</w:t>
+            </w:r>
             <w:r>
               <w:rPr>
                 <w:rFonts w:ascii="SimSun" w:hAnsi="SimSun"/>
@@ -6203,7 +6226,6 @@
                 <w:i w:val="0"/>
                 <w:sz w:val="20"/>
               </w:rPr>
-              <w:t>国际紧固件技术期刊</w:t>
             </w:r>
           </w:p>
         </w:tc>
@@ -6231,7 +6253,9 @@
             <w:tcW w:type="dxa" w:w="2767"/>
           </w:tcPr>
           <w:p>
-            <w:r/>
+            <w:r>
+              <w:t>European Industrial Manufacturing</w:t>
+            </w:r>
             <w:r>
               <w:rPr>
                 <w:rFonts w:ascii="SimSun" w:hAnsi="SimSun"/>
@@ -6239,7 +6263,6 @@
                 <w:i w:val="0"/>
                 <w:sz w:val="20"/>
               </w:rPr>
-              <w:t>European Industrial Fastener</w:t>
             </w:r>
           </w:p>
         </w:tc>
@@ -6248,7 +6271,9 @@
             <w:tcW w:type="dxa" w:w="2767"/>
           </w:tcPr>
           <w:p>
-            <w:r/>
+            <w:r>
+              <w:t>欧洲工业产品杂志</w:t>
+            </w:r>
             <w:r>
               <w:rPr>
                 <w:rFonts w:ascii="SimSun" w:hAnsi="SimSun"/>
@@ -6256,7 +6281,6 @@
                 <w:i w:val="0"/>
                 <w:sz w:val="20"/>
               </w:rPr>
-              <w:t>欧洲工业紧固件杂志</w:t>
             </w:r>
           </w:p>
         </w:tc>
@@ -6286,7 +6310,9 @@
             <w:shd w:fill="EDF2F9" w:val="clear"/>
           </w:tcPr>
           <w:p>
-            <w:r/>
+            <w:r>
+              <w:t>中国产品网</w:t>
+            </w:r>
             <w:r>
               <w:rPr>
                 <w:rFonts w:ascii="SimSun" w:hAnsi="SimSun"/>
@@ -6294,7 +6320,6 @@
                 <w:i w:val="0"/>
                 <w:sz w:val="20"/>
               </w:rPr>
-              <w:t>中国紧固件网</w:t>
             </w:r>
           </w:p>
         </w:tc>
@@ -6431,7 +6456,9 @@
             <w:tcW w:type="dxa" w:w="2767"/>
           </w:tcPr>
           <w:p>
-            <w:r/>
+            <w:r>
+              <w:t>中国国际产品工业博览会</w:t>
+            </w:r>
             <w:r>
               <w:rPr>
                 <w:rFonts w:ascii="SimSun" w:hAnsi="SimSun"/>
@@ -6439,7 +6466,6 @@
                 <w:i w:val="0"/>
                 <w:sz w:val="20"/>
               </w:rPr>
-              <w:t>中国国际紧固件工业博览会</w:t>
             </w:r>
           </w:p>
         </w:tc>
@@ -6465,7 +6491,9 @@
             <w:tcW w:type="dxa" w:w="2767"/>
           </w:tcPr>
           <w:p>
-            <w:r/>
+            <w:r>
+              <w:t>国内最大的制造业展会</w:t>
+            </w:r>
             <w:r>
               <w:rPr>
                 <w:rFonts w:ascii="SimSun" w:hAnsi="SimSun"/>
@@ -6473,7 +6501,6 @@
                 <w:i w:val="0"/>
                 <w:sz w:val="20"/>
               </w:rPr>
-              <w:t>国内最大的紧固件行业展会</w:t>
             </w:r>
           </w:p>
         </w:tc>
@@ -6485,7 +6512,9 @@
             <w:shd w:fill="EDF2F9" w:val="clear"/>
           </w:tcPr>
           <w:p>
-            <w:r/>
+            <w:r>
+              <w:t>Manufacturing Fair</w:t>
+            </w:r>
             <w:r>
               <w:rPr>
                 <w:rFonts w:ascii="SimSun" w:hAnsi="SimSun"/>
@@ -6493,7 +6522,6 @@
                 <w:i w:val="0"/>
                 <w:sz w:val="20"/>
               </w:rPr>
-              <w:t>Fastener Fair</w:t>
             </w:r>
           </w:p>
         </w:tc>
@@ -6521,7 +6549,9 @@
             <w:shd w:fill="EDF2F9" w:val="clear"/>
           </w:tcPr>
           <w:p>
-            <w:r/>
+            <w:r>
+              <w:t>国际产品展览会</w:t>
+            </w:r>
             <w:r>
               <w:rPr>
                 <w:rFonts w:ascii="SimSun" w:hAnsi="SimSun"/>
@@ -6529,7 +6559,6 @@
                 <w:i w:val="0"/>
                 <w:sz w:val="20"/>
               </w:rPr>
-              <w:t>国际紧固件展览会</w:t>
             </w:r>
           </w:p>
         </w:tc>
